--- a/templates/pl1-6.docx
+++ b/templates/pl1-6.docx
@@ -1007,6 +1007,9 @@
                 <w:rFonts w:ascii="Arial" w:hAnsi="Arial" w:cs="Arial"/>
               </w:rPr>
             </w:pPr>
+            <w:r>
+              <w:t>{#thanhvien}{stt}</w:t>
+            </w:r>
           </w:p>
         </w:tc>
         <w:tc>
@@ -1022,6 +1025,9 @@
                 <w:rFonts w:ascii="Arial" w:hAnsi="Arial" w:cs="Arial"/>
               </w:rPr>
             </w:pPr>
+            <w:r>
+              <w:t>{ten}</w:t>
+            </w:r>
           </w:p>
         </w:tc>
         <w:tc>
@@ -1067,6 +1073,9 @@
                 <w:rFonts w:ascii="Arial" w:hAnsi="Arial" w:cs="Arial"/>
               </w:rPr>
             </w:pPr>
+            <w:r>
+              <w:t>{cccd}</w:t>
+            </w:r>
           </w:p>
         </w:tc>
         <w:tc>
@@ -1127,6 +1136,9 @@
                 <w:rFonts w:ascii="Arial" w:hAnsi="Arial" w:cs="Arial"/>
               </w:rPr>
             </w:pPr>
+            <w:r>
+              <w:t>{von}</w:t>
+            </w:r>
           </w:p>
         </w:tc>
         <w:tc>
@@ -1142,6 +1154,9 @@
                 <w:rFonts w:ascii="Arial" w:hAnsi="Arial" w:cs="Arial"/>
               </w:rPr>
             </w:pPr>
+            <w:r>
+              <w:t>{tyle}</w:t>
+            </w:r>
           </w:p>
         </w:tc>
         <w:tc>
@@ -1202,6 +1217,9 @@
                 <w:rFonts w:ascii="Arial" w:hAnsi="Arial" w:cs="Arial"/>
               </w:rPr>
             </w:pPr>
+            <w:r>
+              <w:t>{/thanhvien}</w:t>
+            </w:r>
           </w:p>
         </w:tc>
       </w:tr>
